--- a/_build/docx/01_Кадровые_документы/6_Лист_ознакомления.docx
+++ b/_build/docx/01_Кадровые_документы/6_Лист_ознакомления.docx
@@ -157,7 +157,7 @@
                 <w:rFonts w:ascii="Times New Roman" w:hAnsi="Times New Roman"/>
                 <w:sz w:val="22"/>
               </w:rPr>
-              <w:t>Приказ по итогам аттестации</w:t>
+              <w:t>Приказ о переводе на должность начальника проектно-конструкторского отдела</w:t>
             </w:r>
           </w:p>
         </w:tc>
@@ -199,7 +199,7 @@
                 <w:rFonts w:ascii="Times New Roman" w:hAnsi="Times New Roman"/>
                 <w:sz w:val="22"/>
               </w:rPr>
-              <w:t>Приказ о переводе на должность начальника проектно-конструкторского отдела</w:t>
+              <w:t>Приказ о создании проектно-конструкторского отдела</w:t>
             </w:r>
           </w:p>
         </w:tc>
@@ -241,7 +241,7 @@
                 <w:rFonts w:ascii="Times New Roman" w:hAnsi="Times New Roman"/>
                 <w:sz w:val="22"/>
               </w:rPr>
-              <w:t>Приказ о создании проектно-конструкторского отдела</w:t>
+              <w:t>Приказ об установлении надбавки за сложность и напряжённость труда</w:t>
             </w:r>
           </w:p>
         </w:tc>
@@ -283,7 +283,7 @@
                 <w:rFonts w:ascii="Times New Roman" w:hAnsi="Times New Roman"/>
                 <w:sz w:val="22"/>
               </w:rPr>
-              <w:t>Приказ об установлении надбавки за сложность и напряжённость труда</w:t>
+              <w:t>Должностная инструкция начальника проектно-конструкторского отдела</w:t>
             </w:r>
           </w:p>
         </w:tc>
@@ -325,7 +325,7 @@
                 <w:rFonts w:ascii="Times New Roman" w:hAnsi="Times New Roman"/>
                 <w:sz w:val="22"/>
               </w:rPr>
-              <w:t>Должностная инструкция начальника проектно-конструкторского отдела</w:t>
+              <w:t>Положение о проектно-конструкторском отделе</w:t>
             </w:r>
           </w:p>
         </w:tc>
@@ -367,7 +367,7 @@
                 <w:rFonts w:ascii="Times New Roman" w:hAnsi="Times New Roman"/>
                 <w:sz w:val="22"/>
               </w:rPr>
-              <w:t>Положение о проектно-конструкторском отделе</w:t>
+              <w:t>Регламент оформления чертежей рабочей документации стадии КМД</w:t>
             </w:r>
           </w:p>
         </w:tc>
@@ -409,7 +409,7 @@
                 <w:rFonts w:ascii="Times New Roman" w:hAnsi="Times New Roman"/>
                 <w:sz w:val="22"/>
               </w:rPr>
-              <w:t>Регламент оформления чертежей рабочей документации стадии КМД</w:t>
+              <w:t>Дополнительное соглашение к трудовому договору (контракту)</w:t>
             </w:r>
           </w:p>
         </w:tc>
@@ -438,48 +438,6 @@
                 <w:sz w:val="22"/>
               </w:rPr>
               <w:t>8</w:t>
-            </w:r>
-          </w:p>
-        </w:tc>
-        <w:tc>
-          <w:tcPr>
-            <w:tcW w:type="dxa" w:w="2410"/>
-          </w:tcPr>
-          <w:p>
-            <w:r>
-              <w:rPr>
-                <w:rFonts w:ascii="Times New Roman" w:hAnsi="Times New Roman"/>
-                <w:sz w:val="22"/>
-              </w:rPr>
-              <w:t>Дополнительное соглашение к трудовому договору (контракту)</w:t>
-            </w:r>
-          </w:p>
-        </w:tc>
-        <w:tc>
-          <w:tcPr>
-            <w:tcW w:type="dxa" w:w="2410"/>
-          </w:tcPr>
-          <w:p/>
-        </w:tc>
-        <w:tc>
-          <w:tcPr>
-            <w:tcW w:type="dxa" w:w="2410"/>
-          </w:tcPr>
-          <w:p/>
-        </w:tc>
-      </w:tr>
-      <w:tr>
-        <w:tc>
-          <w:tcPr>
-            <w:tcW w:type="dxa" w:w="2410"/>
-          </w:tcPr>
-          <w:p>
-            <w:r>
-              <w:rPr>
-                <w:rFonts w:ascii="Times New Roman" w:hAnsi="Times New Roman"/>
-                <w:sz w:val="22"/>
-              </w:rPr>
-              <w:t>9</w:t>
             </w:r>
           </w:p>
         </w:tc>

--- a/_build/docx/01_Кадровые_документы/6_Лист_ознакомления.docx
+++ b/_build/docx/01_Кадровые_документы/6_Лист_ознакомления.docx
@@ -615,7 +615,7 @@
                 <w:rFonts w:ascii="Times New Roman" w:hAnsi="Times New Roman"/>
                 <w:sz w:val="22"/>
               </w:rPr>
-              <w:t>[Конструктор 1]</w:t>
+              <w:t>Шука А.С.</w:t>
             </w:r>
           </w:p>
         </w:tc>
@@ -671,7 +671,7 @@
                 <w:rFonts w:ascii="Times New Roman" w:hAnsi="Times New Roman"/>
                 <w:sz w:val="22"/>
               </w:rPr>
-              <w:t>[Архитектор 1]</w:t>
+              <w:t>Горбач Д.О.</w:t>
             </w:r>
           </w:p>
         </w:tc>

--- a/_build/docx/01_Кадровые_документы/6_Лист_ознакомления.docx
+++ b/_build/docx/01_Кадровые_документы/6_Лист_ознакомления.docx
@@ -751,7 +751,7 @@
           <w:b/>
           <w:sz w:val="26"/>
         </w:rPr>
-        <w:t>Часть В. Внеплановый инструктаж по охране труда</w:t>
+        <w:t>Часть В. Первичный инструктаж на рабочем месте и проверка знаний по охране труда</w:t>
       </w:r>
     </w:p>
     <w:p>
@@ -759,7 +759,7 @@
         <w:rPr>
           <w:rFonts w:ascii="Times New Roman" w:hAnsi="Times New Roman"/>
         </w:rPr>
-        <w:t>В связи с переводом на новую должность (начальник проектно-конструкторского отдела) Иванюк В.С. прошла внеплановый инструктаж по охране труда в соответствии с Законом Республики Беларусь от 23.06.2008 № 356-З «Об охране труда» и Инструкцией о порядке обучения, стажировки, инструктажа и проверки знаний работающих по вопросам охраны труда, утверждённой постановлением Министерства труда и социальной защиты Республики Беларусь от 28.11.2008 № 175. Запись об инструктаже внесена в журнал регистрации инструктажа по охране труда.</w:t>
+        <w:t>В связи с переводом на новую должность (начальник проектно-конструкторского отдела) Иванюк В.С. прошла первичный инструктаж по охране труда на рабочем месте в соответствии со статьёй 17 Закона Республики Беларусь от 23.06.2008 № 356-З «Об охране труда» и пунктом 22 Инструкции о порядке обучения, стажировки, инструктажа и проверки знаний работающих по вопросам охраны труда, утверждённой постановлением Министерства труда и социальной защиты Республики Беларусь от 28.11.2008 № 175 (перевод в другое структурное подразделение, новая для работника работа). Как руководитель, отвечающий за охрану труда в отделе, Иванюк В.С. также проходит внеочередную проверку знаний по вопросам охраны труда в течение месяца с даты перевода (пункт 57 Инструкции). Записи внесены в журнал регистрации инструктажа по охране труда и личную карточку по охране труда.</w:t>
       </w:r>
     </w:p>
     <w:tbl>
@@ -806,7 +806,7 @@
                 <w:b/>
                 <w:sz w:val="22"/>
               </w:rPr>
-              <w:t>Вид инструктажа</w:t>
+              <w:t>Вид</w:t>
             </w:r>
           </w:p>
         </w:tc>
@@ -836,7 +836,7 @@
                 <w:b/>
                 <w:sz w:val="22"/>
               </w:rPr>
-              <w:t>Инструктирующий</w:t>
+              <w:t>Инструктирующий / комиссия</w:t>
             </w:r>
           </w:p>
         </w:tc>
@@ -881,7 +881,55 @@
                 <w:rFonts w:ascii="Times New Roman" w:hAnsi="Times New Roman"/>
                 <w:sz w:val="22"/>
               </w:rPr>
-              <w:t>Внеплановый инструктаж по охране труда (при переводе на новую должность)</w:t>
+              <w:t>Первичный инструктаж по охране труда на рабочем месте (при переводе на новую должность)</w:t>
+            </w:r>
+          </w:p>
+        </w:tc>
+        <w:tc>
+          <w:tcPr>
+            <w:tcW w:type="dxa" w:w="1928"/>
+          </w:tcPr>
+          <w:p/>
+        </w:tc>
+        <w:tc>
+          <w:tcPr>
+            <w:tcW w:type="dxa" w:w="1928"/>
+          </w:tcPr>
+          <w:p/>
+        </w:tc>
+        <w:tc>
+          <w:tcPr>
+            <w:tcW w:type="dxa" w:w="1928"/>
+          </w:tcPr>
+          <w:p/>
+        </w:tc>
+      </w:tr>
+      <w:tr>
+        <w:tc>
+          <w:tcPr>
+            <w:tcW w:type="dxa" w:w="1928"/>
+          </w:tcPr>
+          <w:p>
+            <w:r>
+              <w:rPr>
+                <w:rFonts w:ascii="Times New Roman" w:hAnsi="Times New Roman"/>
+                <w:sz w:val="22"/>
+              </w:rPr>
+              <w:t>2</w:t>
+            </w:r>
+          </w:p>
+        </w:tc>
+        <w:tc>
+          <w:tcPr>
+            <w:tcW w:type="dxa" w:w="1928"/>
+          </w:tcPr>
+          <w:p>
+            <w:r>
+              <w:rPr>
+                <w:rFonts w:ascii="Times New Roman" w:hAnsi="Times New Roman"/>
+                <w:sz w:val="22"/>
+              </w:rPr>
+              <w:t>Внеочередная проверка знаний по вопросам охраны труда (в течение месяца с даты перевода)</w:t>
             </w:r>
           </w:p>
         </w:tc>

--- a/_build/docx/01_Кадровые_документы/6_Лист_ознакомления.docx
+++ b/_build/docx/01_Кадровые_документы/6_Лист_ознакомления.docx
@@ -969,7 +969,22 @@
         <w:rPr>
           <w:rFonts w:ascii="Times New Roman" w:hAnsi="Times New Roman"/>
         </w:rPr>
-        <w:t>Главный инженер ознакомлен с образованием проектно-конструкторского отдела, с</w:t>
+        <w:t>Главный инженер ознакомлен с образованием проектно-конструкторского отдела и с</w:t>
+      </w:r>
+    </w:p>
+    <w:p>
+      <w:r>
+        <w:rPr>
+          <w:rFonts w:ascii="Times New Roman" w:hAnsi="Times New Roman"/>
+          <w:b/>
+        </w:rPr>
+        <w:t>Регламентом оформления чертежей рабочей документации стадии КМД</w:t>
+      </w:r>
+      <w:r>
+        <w:rPr>
+          <w:rFonts w:ascii="Times New Roman" w:hAnsi="Times New Roman"/>
+        </w:rPr>
+        <w:t xml:space="preserve"> — в части,</w:t>
       </w:r>
     </w:p>
     <w:p>
@@ -977,14 +992,7 @@
         <w:rPr>
           <w:rFonts w:ascii="Times New Roman" w:hAnsi="Times New Roman"/>
         </w:rPr>
-        <w:t xml:space="preserve">порядком передачи ему выпущенной документации и с </w:t>
-      </w:r>
-      <w:r>
-        <w:rPr>
-          <w:rFonts w:ascii="Times New Roman" w:hAnsi="Times New Roman"/>
-          <w:b/>
-        </w:rPr>
-        <w:t>Регламентом оформления</w:t>
+        <w:t>касающейся подписания основной надписи (графа «Гл. инженер»). Выпущенный комплект</w:t>
       </w:r>
     </w:p>
     <w:p>
@@ -992,22 +1000,7 @@
         <w:rPr>
           <w:rFonts w:ascii="Times New Roman" w:hAnsi="Times New Roman"/>
         </w:rPr>
-        <w:t>чертежей рабочей документации стадии КМД</w:t>
-      </w:r>
-      <w:r>
-        <w:rPr>
-          <w:rFonts w:ascii="Times New Roman" w:hAnsi="Times New Roman"/>
-          <w:b/>
-        </w:rPr>
-        <w:t xml:space="preserve"> — в части, касающейся приёмки</w:t>
-      </w:r>
-    </w:p>
-    <w:p>
-      <w:r>
-        <w:rPr>
-          <w:rFonts w:ascii="Times New Roman" w:hAnsi="Times New Roman"/>
-        </w:rPr>
-        <w:t>комплекта и подписания основной надписи (графа «Гл. инженер»).</w:t>
+        <w:t>рабочей документации отдел передаёт заместителю директора.</w:t>
       </w:r>
     </w:p>
     <w:tbl>
